--- a/storage/rag_knowledge/home.iitd.ac.in/placements.docx
+++ b/storage/rag_knowledge/home.iitd.ac.in/placements.docx
@@ -69,9 +69,10 @@
           <w:i/>
           <w:sz w:val="18"/>
         </w:rPr>
-        <w:t>Source file: newsletter-apr-26-issue.md</w:t>
+        <w:t>Source: newsletter-apr-26-issue.md</w:t>
       </w:r>
     </w:p>
+    <w:p/>
     <w:sectPr>
       <w:pgSz w:w="12240" w:h="15840"/>
       <w:pgMar w:top="1440" w:right="1800" w:bottom="1440" w:left="1800" w:header="720" w:footer="720" w:gutter="0"/>
